--- a/projects/valuepickr-open-screen/docs/Venus Remedies.docx
+++ b/projects/valuepickr-open-screen/docs/Venus Remedies.docx
@@ -1781,62 +1781,7 @@
         <w:spacing w:after="120" w:before="280"/>
       </w:pPr>
       <w:r>
-        <w:t xml:space="preserve">Technical Read (Weekly / Monthly MACD + Bollinger Bands, or RSI/CCI/Williams %R proxy)</w:t>
-      </w:r>
-    </w:p>
-    <w:p>
-      <w:pPr>
-        <w:spacing w:after="120"/>
-      </w:pPr>
-      <w:r>
-        <w:t xml:space="preserve">Not independently re-pulled this pass. Prior note flagged ASM Stage-4 classification and a bearish near-term technical after a sharp run-up; the stock's ~2.5x move has come from earnings doubling rather than multiple expansion (still ~19x P/E).</w:t>
-      </w:r>
-    </w:p>
-    <w:p>
-      <w:pPr>
-        <w:pStyle w:val="Heading1"/>
-        <w:spacing w:after="120" w:before="280"/>
-      </w:pPr>
-      <w:r>
-        <w:t xml:space="preserve">ValuePickr Community Signal</w:t>
-      </w:r>
-    </w:p>
-    <w:p>
-      <w:pPr>
-        <w:spacing w:after="120"/>
-      </w:pPr>
-      <w:r>
-        <w:t xml:space="preserve">Read the full 28-post thread (single batch; the thread was largely dormant from 2015-2022 with only sporadic activity, and became substantively active only from June-August 2026). The current, live discussion (last ~7 posts, June-August 2026) is high-quality: real export data analysis, annual report deep-dives, and - most significantly - an extended original research post from phreakv6 (trusted-roster) making an explicit, disclosed investment.</w:t>
-      </w:r>
-    </w:p>
-    <w:p>
-      <w:pPr>
-        <w:spacing w:after="120"/>
-      </w:pPr>
-      <w:r>
-        <w:rPr>
-          <w:b/>
-          <w:bCs/>
-          <w:sz w:val="20"/>
-          <w:szCs w:val="20"/>
-        </w:rPr>
-        <w:t xml:space="preserve">High-conviction call from a top contributor: </w:t>
-      </w:r>
-      <w:r>
-        <w:rPr>
-          <w:sz w:val="20"/>
-          <w:szCs w:val="20"/>
-        </w:rPr>
-        <w:t xml:space="preserve">phreakv6 (trusted-roster) posted an extensive, deeply-researched original analysis (cross-posted into this thread by Prdnt_investor from his own journal thread, dated 2026-08-15), explicitly disclosing 'I have small position in Venus Remedies bought this week around current levels.' manpritaurora followed up with corroborating export data confirming Venus is the largest Indian exporter of Meropenem ex-US, with export mix shifting from ~75% antibiotics (2022) to ~62% (2025) as Oncology grows. Prdnt_investor (Aug 2026) added a balancing risk note: FY27 growth 'needs to be proven, not a given', and flagged the binary/lottery-like economics of Venus's early-stage NCE pipeline (citing Wockhardt's own multi-decade struggle funding novel-drug development as a cautionary parallel), plus that the company does not hold concalls or send investor presentations - a real governance/communication gap for a company of this size.</w:t>
-      </w:r>
-    </w:p>
-    <w:p>
-      <w:pPr>
-        <w:pStyle w:val="Heading1"/>
-        <w:spacing w:after="120" w:before="280"/>
-      </w:pPr>
-      <w:r>
-        <w:t xml:space="preserve">Trusted-User Signals (Ongoing)</w:t>
+        <w:t xml:space="preserve">Ishmohit-Lens Checks (value chain · earnings quality · growth trajectory · management · quality metrics · track record · global-signal check)</w:t>
       </w:r>
     </w:p>
     <w:p>
@@ -1851,12 +1796,12 @@
           <w:sz w:val="18"/>
           <w:szCs w:val="18"/>
         </w:rPr>
-        <w:t xml:space="preserve">Every time a trusted user expresses clear conviction on this stock, most recent first — this section accumulates over time, it isn't a one-time snapshot.</w:t>
-      </w:r>
-    </w:p>
-    <w:p>
-      <w:pPr>
-        <w:spacing w:after="100"/>
+        <w:t xml:space="preserve">Extra checks drawn from @ishmohit1 / SOIC methodology (playbook/ishmohit-soic-style.md): where the company sits in its value chain and what the supply side is doing, whether a margin/PAT inflection is structural or a cyclical peak, the rate-of-change of growth vs. what the multiple demands, and management quality as a positive attribute.</w:t>
+      </w:r>
+    </w:p>
+    <w:p>
+      <w:pPr>
+        <w:spacing w:after="120"/>
       </w:pPr>
       <w:r>
         <w:rPr>
@@ -1865,8 +1810,290 @@
           <w:sz w:val="20"/>
           <w:szCs w:val="20"/>
         </w:rPr>
-        <w:t xml:space="preserve">2026-09-01 — phreakv6</w:t>
-      </w:r>
+        <w:t xml:space="preserve">Quality metrics (ROCE · debt · FCF · margin · capex):</w:t>
+      </w:r>
+    </w:p>
+    <w:tbl>
+      <w:tblPr>
+        <w:tblW w:type="dxa" w:w="9000"/>
+        <w:tblBorders>
+          <w:top w:val="single" w:color="auto" w:sz="4"/>
+          <w:left w:val="single" w:color="auto" w:sz="4"/>
+          <w:bottom w:val="single" w:color="auto" w:sz="4"/>
+          <w:right w:val="single" w:color="auto" w:sz="4"/>
+          <w:insideH w:val="single" w:color="auto" w:sz="4"/>
+          <w:insideV w:val="single" w:color="auto" w:sz="4"/>
+        </w:tblBorders>
+      </w:tblPr>
+      <w:tblGrid>
+        <w:gridCol w:w="3200"/>
+        <w:gridCol w:w="5800"/>
+      </w:tblGrid>
+      <w:tr>
+        <w:tc>
+          <w:tcPr>
+            <w:tcW w:type="dxa" w:w="3200"/>
+            <w:shd w:fill="F2F2F2" w:val="clear"/>
+          </w:tcPr>
+          <w:p>
+            <w:r>
+              <w:rPr>
+                <w:b/>
+                <w:bCs/>
+              </w:rPr>
+              <w:t xml:space="preserve">Assessment</w:t>
+            </w:r>
+          </w:p>
+        </w:tc>
+        <w:tc>
+          <w:tcPr>
+            <w:tcW w:type="dxa" w:w="5800"/>
+          </w:tcPr>
+          <w:p>
+            <w:r>
+              <w:t xml:space="preserve">positive</w:t>
+            </w:r>
+          </w:p>
+        </w:tc>
+      </w:tr>
+      <w:tr>
+        <w:tc>
+          <w:tcPr>
+            <w:tcW w:type="dxa" w:w="3200"/>
+            <w:shd w:fill="F2F2F2" w:val="clear"/>
+          </w:tcPr>
+          <w:p>
+            <w:r>
+              <w:rPr>
+                <w:b/>
+                <w:bCs/>
+              </w:rPr>
+              <w:t xml:space="preserve">ROCE</w:t>
+            </w:r>
+          </w:p>
+        </w:tc>
+        <w:tc>
+          <w:tcPr>
+            <w:tcW w:type="dxa" w:w="5800"/>
+          </w:tcPr>
+          <w:p>
+            <w:r>
+              <w:t xml:space="preserve">20.2% (improving)</w:t>
+            </w:r>
+          </w:p>
+        </w:tc>
+      </w:tr>
+      <w:tr>
+        <w:tc>
+          <w:tcPr>
+            <w:tcW w:type="dxa" w:w="3200"/>
+            <w:shd w:fill="F2F2F2" w:val="clear"/>
+          </w:tcPr>
+          <w:p>
+            <w:r>
+              <w:rPr>
+                <w:b/>
+                <w:bCs/>
+              </w:rPr>
+              <w:t xml:space="preserve">Leverage</w:t>
+            </w:r>
+          </w:p>
+        </w:tc>
+        <w:tc>
+          <w:tcPr>
+            <w:tcW w:type="dxa" w:w="5800"/>
+          </w:tcPr>
+          <w:p>
+            <w:r>
+              <w:t xml:space="preserve">Net debt/EBITDA -1.5x</w:t>
+            </w:r>
+          </w:p>
+        </w:tc>
+      </w:tr>
+      <w:tr>
+        <w:tc>
+          <w:tcPr>
+            <w:tcW w:type="dxa" w:w="3200"/>
+            <w:shd w:fill="F2F2F2" w:val="clear"/>
+          </w:tcPr>
+          <w:p>
+            <w:r>
+              <w:rPr>
+                <w:b/>
+                <w:bCs/>
+              </w:rPr>
+              <w:t xml:space="preserve">FCF conversion</w:t>
+            </w:r>
+          </w:p>
+        </w:tc>
+        <w:tc>
+          <w:tcPr>
+            <w:tcW w:type="dxa" w:w="5800"/>
+          </w:tcPr>
+          <w:p>
+            <w:r>
+              <w:t xml:space="preserve">85%</w:t>
+            </w:r>
+          </w:p>
+        </w:tc>
+      </w:tr>
+      <w:tr>
+        <w:tc>
+          <w:tcPr>
+            <w:tcW w:type="dxa" w:w="3200"/>
+            <w:shd w:fill="F2F2F2" w:val="clear"/>
+          </w:tcPr>
+          <w:p>
+            <w:r>
+              <w:rPr>
+                <w:b/>
+                <w:bCs/>
+              </w:rPr>
+              <w:t xml:space="preserve">Margin trend</w:t>
+            </w:r>
+          </w:p>
+        </w:tc>
+        <w:tc>
+          <w:tcPr>
+            <w:tcW w:type="dxa" w:w="5800"/>
+          </w:tcPr>
+          <w:p>
+            <w:r>
+              <w:t xml:space="preserve">expanding</w:t>
+            </w:r>
+          </w:p>
+        </w:tc>
+      </w:tr>
+      <w:tr>
+        <w:tc>
+          <w:tcPr>
+            <w:tcW w:type="dxa" w:w="3200"/>
+            <w:shd w:fill="F2F2F2" w:val="clear"/>
+          </w:tcPr>
+          <w:p>
+            <w:r>
+              <w:rPr>
+                <w:b/>
+                <w:bCs/>
+              </w:rPr>
+              <w:t xml:space="preserve">Capex efficiency</w:t>
+            </w:r>
+          </w:p>
+        </w:tc>
+        <w:tc>
+          <w:tcPr>
+            <w:tcW w:type="dxa" w:w="5800"/>
+          </w:tcPr>
+          <w:p>
+            <w:r>
+              <w:t xml:space="preserve">productive</w:t>
+            </w:r>
+          </w:p>
+        </w:tc>
+      </w:tr>
+    </w:tbl>
+    <w:p>
+      <w:pPr>
+        <w:spacing w:after="60" w:before="120"/>
+      </w:pPr>
+      <w:r>
+        <w:rPr>
+          <w:b/>
+          <w:bCs/>
+          <w:sz w:val="20"/>
+          <w:szCs w:val="20"/>
+        </w:rPr>
+        <w:t xml:space="preserve">Track record (Coffee Can persistence check): </w:t>
+      </w:r>
+      <w:r>
+        <w:rPr>
+          <w:sz w:val="20"/>
+          <w:szCs w:val="20"/>
+        </w:rPr>
+        <w:t xml:space="preserve">cleared revenue growth ≥10% AND ROCE ≥15% in 1 of the last 5 years (consistency_score 20)</w:t>
+      </w:r>
+    </w:p>
+    <w:p>
+      <w:pPr>
+        <w:spacing w:after="120"/>
+      </w:pPr>
+      <w:r>
+        <w:rPr>
+          <w:color w:val="666666"/>
+          <w:sz w:val="18"/>
+          <w:szCs w:val="18"/>
+        </w:rPr>
+        <w:t xml:space="preserve">FY22-FY26 (screener consolidated): ROCE stuck at 8-11% through FY25, reaching 22% only in FY26 on the R&amp;D-licensing/margin inflection (OPM 10% -&gt; 19%); revenue grew &gt;=10% only in FY26 (+20%). 1 of 5 years cleared both -- the decade record is weak and FY26 is the first strong year, not yet a pattern.</w:t>
+      </w:r>
+    </w:p>
+    <w:p>
+      <w:pPr>
+        <w:pStyle w:val="Heading1"/>
+        <w:spacing w:after="120" w:before="280"/>
+      </w:pPr>
+      <w:r>
+        <w:t xml:space="preserve">Technical Read (Weekly / Monthly MACD + Bollinger Bands, or RSI/CCI/Williams %R proxy)</w:t>
+      </w:r>
+    </w:p>
+    <w:p>
+      <w:pPr>
+        <w:spacing w:after="120"/>
+      </w:pPr>
+      <w:r>
+        <w:t xml:space="preserve">Not independently re-pulled this pass. Prior note flagged ASM Stage-4 classification and a bearish near-term technical after a sharp run-up; the stock's ~2.5x move has come from earnings doubling rather than multiple expansion (still ~19x P/E).</w:t>
+      </w:r>
+    </w:p>
+    <w:p>
+      <w:pPr>
+        <w:pStyle w:val="Heading1"/>
+        <w:spacing w:after="120" w:before="280"/>
+      </w:pPr>
+      <w:r>
+        <w:t xml:space="preserve">ValuePickr Community Signal</w:t>
+      </w:r>
+    </w:p>
+    <w:p>
+      <w:pPr>
+        <w:spacing w:after="120"/>
+      </w:pPr>
+      <w:r>
+        <w:t xml:space="preserve">Read the full 28-post thread (single batch; the thread was largely dormant from 2015-2022 with only sporadic activity, and became substantively active only from June-August 2026). The current, live discussion (last ~7 posts, June-August 2026) is high-quality: real export data analysis, annual report deep-dives, and - most significantly - an extended original research post from phreakv6 (trusted-roster) making an explicit, disclosed investment.</w:t>
+      </w:r>
+    </w:p>
+    <w:p>
+      <w:pPr>
+        <w:spacing w:after="120"/>
+      </w:pPr>
+      <w:r>
+        <w:rPr>
+          <w:b/>
+          <w:bCs/>
+          <w:sz w:val="20"/>
+          <w:szCs w:val="20"/>
+        </w:rPr>
+        <w:t xml:space="preserve">High-conviction call from a top contributor: </w:t>
+      </w:r>
+      <w:r>
+        <w:rPr>
+          <w:sz w:val="20"/>
+          <w:szCs w:val="20"/>
+        </w:rPr>
+        <w:t xml:space="preserve">phreakv6 (trusted-roster) posted an extensive, deeply-researched original analysis (cross-posted into this thread by Prdnt_investor from his own journal thread, dated 2026-08-15), explicitly disclosing 'I have small position in Venus Remedies bought this week around current levels.' manpritaurora followed up with corroborating export data confirming Venus is the largest Indian exporter of Meropenem ex-US, with export mix shifting from ~75% antibiotics (2022) to ~62% (2025) as Oncology grows. Prdnt_investor (Aug 2026) added a balancing risk note: FY27 growth 'needs to be proven, not a given', and flagged the binary/lottery-like economics of Venus's early-stage NCE pipeline (citing Wockhardt's own multi-decade struggle funding novel-drug development as a cautionary parallel), plus that the company does not hold concalls or send investor presentations - a real governance/communication gap for a company of this size.</w:t>
+      </w:r>
+    </w:p>
+    <w:p>
+      <w:pPr>
+        <w:pStyle w:val="Heading1"/>
+        <w:spacing w:after="120" w:before="280"/>
+      </w:pPr>
+      <w:r>
+        <w:t xml:space="preserve">Trusted-User Signals (Ongoing)</w:t>
+      </w:r>
+    </w:p>
+    <w:p>
+      <w:pPr>
+        <w:spacing w:after="120"/>
+      </w:pPr>
       <w:r>
         <w:rPr>
           <w:i/>
@@ -1875,15 +2102,7 @@
           <w:sz w:val="18"/>
           <w:szCs w:val="18"/>
         </w:rPr>
-        <w:t xml:space="preserve"> (Phreak's Thoughts, Ideas and Opinions)</w:t>
-      </w:r>
-      <w:r>
-        <w:rPr>
-          <w:sz w:val="20"/>
-          <w:szCs w:val="20"/>
-        </w:rPr>
-        <w:br/>
-        <w:t xml:space="preserve">: post #330 (love=83): defends the thesis against the post-AGM lull (mgmt guided 15% FY27 growth) - "a 15% growth might be actually like 30% real growth ... There's no point looking solely at growth when valuation is this cheap - so I am staying put ... I know I won't lose my capital here". Hold-with-conviction reaffirmation (not a fresh sizing statement; he has framed it as a small position previously). Core-tier + within 60 days -&gt; floor_active=true. Conviction already at cap (High), no further notch.</w:t>
+        <w:t xml:space="preserve">Every time a trusted user expresses clear conviction on this stock, most recent first — this section accumulates over time, it isn't a one-time snapshot.</w:t>
       </w:r>
     </w:p>
     <w:p>
@@ -1897,7 +2116,7 @@
           <w:sz w:val="20"/>
           <w:szCs w:val="20"/>
         </w:rPr>
-        <w:t xml:space="preserve">2026-08-22 — vikas_sinha</w:t>
+        <w:t xml:space="preserve">2026-09-01 — phreakv6</w:t>
       </w:r>
       <w:r>
         <w:rPr>
@@ -1907,7 +2126,7 @@
           <w:sz w:val="18"/>
           <w:szCs w:val="18"/>
         </w:rPr>
-        <w:t xml:space="preserve"> (The Anti-Portfolio)</w:t>
+        <w:t xml:space="preserve"> (Phreak's Thoughts, Ideas and Opinions)</w:t>
       </w:r>
       <w:r>
         <w:rPr>
@@ -1915,7 +2134,7 @@
           <w:szCs w:val="20"/>
         </w:rPr>
         <w:br/>
-        <w:t xml:space="preserve">: "Bought Venus remedies, it is bit like Wockhardt... Export focused pharma business should show steady growth" (post #824, 2026-08-17), repeated "My entry @1567... into good profits" (post #826, 2026-08-17) - very-high conviction, second independent trusted holder corroborating phreakv6's original thesis.</w:t>
+        <w:t xml:space="preserve">: post #330 (love=83): defends the thesis against the post-AGM lull (mgmt guided 15% FY27 growth) - "a 15% growth might be actually like 30% real growth ... There's no point looking solely at growth when valuation is this cheap - so I am staying put ... I know I won't lose my capital here". Hold-with-conviction reaffirmation (not a fresh sizing statement; he has framed it as a small position previously). Core-tier + within 60 days -&gt; floor_active=true. Conviction already at cap (High), no further notch.</w:t>
       </w:r>
     </w:p>
     <w:p>
@@ -1929,7 +2148,7 @@
           <w:sz w:val="20"/>
           <w:szCs w:val="20"/>
         </w:rPr>
-        <w:t xml:space="preserve">2026-08-15 — phreakv6</w:t>
+        <w:t xml:space="preserve">2026-08-22 — vikas_sinha</w:t>
       </w:r>
       <w:r>
         <w:rPr>
@@ -1939,6 +2158,38 @@
           <w:sz w:val="18"/>
           <w:szCs w:val="18"/>
         </w:rPr>
+        <w:t xml:space="preserve"> (The Anti-Portfolio)</w:t>
+      </w:r>
+      <w:r>
+        <w:rPr>
+          <w:sz w:val="20"/>
+          <w:szCs w:val="20"/>
+        </w:rPr>
+        <w:br/>
+        <w:t xml:space="preserve">: "Bought Venus remedies, it is bit like Wockhardt... Export focused pharma business should show steady growth" (post #824, 2026-08-17), repeated "My entry @1567... into good profits" (post #826, 2026-08-17) - very-high conviction, second independent trusted holder corroborating phreakv6's original thesis.</w:t>
+      </w:r>
+    </w:p>
+    <w:p>
+      <w:pPr>
+        <w:spacing w:after="100"/>
+      </w:pPr>
+      <w:r>
+        <w:rPr>
+          <w:b/>
+          <w:bCs/>
+          <w:sz w:val="20"/>
+          <w:szCs w:val="20"/>
+        </w:rPr>
+        <w:t xml:space="preserve">2026-08-15 — phreakv6</w:t>
+      </w:r>
+      <w:r>
+        <w:rPr>
+          <w:i/>
+          <w:iCs/>
+          <w:color w:val="666666"/>
+          <w:sz w:val="18"/>
+          <w:szCs w:val="18"/>
+        </w:rPr>
         <w:t xml:space="preserve"> (Phreak's Thoughts, Ideas and Opinions (cross-posted into the Venus Remedies thread by Prdnt_investor))</w:t>
       </w:r>
       <w:r>
@@ -2170,6 +2421,34 @@
           <w:szCs w:val="24"/>
         </w:rPr>
         <w:t xml:space="preserve">10x-in-2-3-years</w:t>
+      </w:r>
+    </w:p>
+    <w:p>
+      <w:pPr>
+        <w:spacing w:after="120"/>
+      </w:pPr>
+      <w:r>
+        <w:rPr>
+          <w:color w:val="666666"/>
+          <w:sz w:val="20"/>
+          <w:szCs w:val="20"/>
+        </w:rPr>
+        <w:t xml:space="preserve">4-box gate — tailwind: yes · TAM: weak · moat: weak · valuation: yes  (score 3 / 4)</w:t>
+      </w:r>
+    </w:p>
+    <w:p>
+      <w:pPr>
+        <w:spacing w:after="120"/>
+      </w:pPr>
+      <w:r>
+        <w:rPr>
+          <w:i/>
+          <w:iCs/>
+          <w:color w:val="666666"/>
+          <w:sz w:val="20"/>
+          <w:szCs w:val="20"/>
+        </w:rPr>
+        <w:t xml:space="preserve">Lyophilisation capacity+NCE optionality tailwind; TAM/moat not quantified in record; valuation clearly underpriced (18x P/E vs peers, gap=underestimated)</w:t>
       </w:r>
     </w:p>
     <w:p>

--- a/projects/valuepickr-open-screen/docs/Venus Remedies.docx
+++ b/projects/valuepickr-open-screen/docs/Venus Remedies.docx
@@ -2542,6 +2542,187 @@
           <w:szCs w:val="18"/>
         </w:rPr>
         <w:t xml:space="preserve">This is independent research and analysis for informational purposes only, not personalized financial or investment advice. Past multi-bagger performance and forum/social sentiment are not indicators of future returns. Do your own due diligence before investing.</w:t>
+      </w:r>
+    </w:p>
+    <w:p/>
+    <w:p>
+      <w:r>
+        <w:rPr>
+          <w:b/>
+          <w:sz w:val="28"/>
+        </w:rPr>
+        <w:t>🔄 RESEARCH UPDATE - 2026-10-05</w:t>
+      </w:r>
+    </w:p>
+    <w:p>
+      <w:r>
+        <w:rPr>
+          <w:b/>
+        </w:rPr>
+        <w:t>📊 Key Metrics:</w:t>
+      </w:r>
+    </w:p>
+    <w:p>
+      <w:pPr>
+        <w:ind w:left="360"/>
+      </w:pPr>
+      <w:r>
+        <w:t xml:space="preserve">  • Company: Venus Remedies</w:t>
+      </w:r>
+    </w:p>
+    <w:p>
+      <w:pPr>
+        <w:ind w:left="360"/>
+      </w:pPr>
+      <w:r>
+        <w:t xml:space="preserve">  • Conviction: Not rated</w:t>
+      </w:r>
+    </w:p>
+    <w:p>
+      <w:pPr>
+        <w:ind w:left="360"/>
+      </w:pPr>
+      <w:r>
+        <w:t xml:space="preserve">  • Thesis: 10x-in-2-3-years</w:t>
+      </w:r>
+    </w:p>
+    <w:p>
+      <w:pPr>
+        <w:ind w:left="360"/>
+      </w:pPr>
+      <w:r>
+        <w:t xml:space="preserve">  • 4-Box Score: 3.0</w:t>
+      </w:r>
+    </w:p>
+    <w:p>
+      <w:pPr>
+        <w:ind w:left="360"/>
+      </w:pPr>
+      <w:r>
+        <w:t xml:space="preserve">  • Research Date: 2026-09-28</w:t>
+      </w:r>
+    </w:p>
+    <w:p>
+      <w:pPr>
+        <w:ind w:left="360"/>
+      </w:pPr>
+      <w:r>
+        <w:t xml:space="preserve">  • Red Flag: None</w:t>
+      </w:r>
+    </w:p>
+    <w:p/>
+    <w:p>
+      <w:r>
+        <w:rPr>
+          <w:b/>
+        </w:rPr>
+        <w:t>📝 Verdict:</w:t>
+      </w:r>
+    </w:p>
+    <w:p>
+      <w:pPr>
+        <w:ind w:left="360"/>
+      </w:pPr>
+      <w:r>
+        <w:t>FY26 filings confirm a cash-backed turnaround and the peer-valuation gap is still open at ~19x - conviction holds at High, with the one-off adjustment and guidance-credibility discount as the standing caveats</w:t>
+      </w:r>
+    </w:p>
+    <w:p/>
+    <w:p>
+      <w:r>
+        <w:rPr>
+          <w:b/>
+        </w:rPr>
+        <w:t>📈 Bull Case:</w:t>
+      </w:r>
+    </w:p>
+    <w:p>
+      <w:pPr>
+        <w:ind w:left="360"/>
+      </w:pPr>
+      <w:r>
+        <w:t>FY26 confirmed the inflection and it is cash-backed: CFO ~Rs 151-155 Cr matched/exceeded EBITDA for a second straight year, and receivables fell while revenue grew - the doubled profit is real, not accrual-led</w:t>
+      </w:r>
+    </w:p>
+    <w:p>
+      <w:pPr>
+        <w:ind w:left="360"/>
+      </w:pPr>
+      <w:r>
+        <w:t>phreakv6 (trusted, core-tier) took a disclosed position on a peer-valuation-gap thesis; the gap is still open - Venus trades at ~19x P/E / ~9x EV/EBITDA vs materially richer listed peers on similar oncology/anti-infective profitability</w:t>
+      </w:r>
+    </w:p>
+    <w:p>
+      <w:pPr>
+        <w:ind w:left="360"/>
+      </w:pPr>
+      <w:r>
+        <w:t>Genuine balance-sheet transformation complete: from ~Rs 335 Cr debt and a 2015 default to ~Rs 12 Cr borrowings, &gt;Rs 250 Cr cash/investments, zero pledge (FY26-confirmed), and a first dividend in 13 years</w:t>
+      </w:r>
+    </w:p>
+    <w:p>
+      <w:pPr>
+        <w:ind w:left="360"/>
+      </w:pPr>
+      <w:r>
+        <w:t>Record Q4 FY26 (Rs 259 Cr sales, 24.45% OPM) plus a concrete organic growth lever - lyophilisation capacity currently meets only ~half of demand, expandable without debt or dilution</w:t>
+      </w:r>
+    </w:p>
+    <w:p>
+      <w:pPr>
+        <w:ind w:left="360"/>
+      </w:pPr>
+      <w:r>
+        <w:t>Largest Indian exporter of Meropenem ex-US; oncology mix rising; VRP-034 / MET-X NCE pipeline as un-priced optionality</w:t>
+      </w:r>
+    </w:p>
+    <w:p/>
+    <w:p>
+      <w:r>
+        <w:rPr>
+          <w:b/>
+        </w:rPr>
+        <w:t>📉 Bear Case:</w:t>
+      </w:r>
+    </w:p>
+    <w:p>
+      <w:pPr>
+        <w:ind w:left="360"/>
+      </w:pPr>
+      <w:r>
+        <w:t>~Rs 23 Cr of FY26 operating profit was one-offs (Rs 11 Cr Cipla/Elores milestone + ~Rs 11.8 Cr PLI) - normalised OPM is ~17%, not the 20.8% headline, so FY27 margin expectations should be tempered</w:t>
+      </w:r>
+    </w:p>
+    <w:p>
+      <w:pPr>
+        <w:ind w:left="360"/>
+      </w:pPr>
+      <w:r>
+        <w:t>Management set and missed a Rs 1,000 Cr FY25 revenue target - the market will discount any new FY27/FY28 guidance accordingly</w:t>
+      </w:r>
+    </w:p>
+    <w:p>
+      <w:pPr>
+        <w:ind w:left="360"/>
+      </w:pPr>
+      <w:r>
+        <w:t>Promoter holding is only ~41.76% with public at ~54% - lower promoter skin-in-the-game than typical for a founder-run turnaround (no decline flagged, but a structural point)</w:t>
+      </w:r>
+    </w:p>
+    <w:p>
+      <w:pPr>
+        <w:ind w:left="360"/>
+      </w:pPr>
+      <w:r>
+        <w:t>Company still does not hold concalls or issue investor presentations - a real communication/visibility gap for a Rs 2,000 Cr+ company</w:t>
+      </w:r>
+    </w:p>
+    <w:p>
+      <w:pPr>
+        <w:ind w:left="360"/>
+      </w:pPr>
+      <w:r>
+        <w:t>Early-stage NCE pipeline (VRP-034, MET-X) is genuinely binary/lottery-like and should carry zero near-term value</w:t>
       </w:r>
     </w:p>
     <w:sectPr>
